--- a/paper/MLADS_supplementary.docx
+++ b/paper/MLADS_supplementary.docx
@@ -2437,7 +2437,7 @@
         </w:rPr>
         <w:drawing>
           <wp:inline distT="0" distB="0" distL="0" distR="0">
-            <wp:extent cx="5943600" cy="1874520"/>
+            <wp:extent cx="5943600" cy="1783080"/>
             <wp:effectExtent l="0" t="0" r="0" b="0"/>
             <wp:docPr id="9002" name="Picture" descr="Dot plot with 95% Wilson intervals: decided accuracy, impossible tasks caught and achievable tasks wrongly blocked, for four blind test sets and three methods."/>
             <wp:cNvGraphicFramePr>
@@ -2459,7 +2459,7 @@
                   <pic:spPr>
                     <a:xfrm>
                       <a:off x="0" y="0"/>
-                      <a:ext cx="5943600" cy="1874520"/>
+                      <a:ext cx="5943600" cy="1783080"/>
                     </a:xfrm>
                     <a:prstGeom prst="rect">
                       <a:avLst/>
@@ -4803,7 +4803,7 @@
         <w:t xml:space="preserve">Why the check is credible. </w:t>
       </w:r>
       <w:r>
-        <w:t xml:space="preserve">The formal analysis establishes when an IMPOSSIBLE result rules out success for the task as described, relative to the declared tools and effects. Reachability refutations (a missing tool, a guard that never holds, a goal atom no tool establishes) are covered by the machine-checked abstraction theorem of Appendix D with the paper-level Lemma 3; protocol refutations (an unobserved choice, a non-conforming role) refute the declared workflow rather than every alternative, are reported under their own reason codes, and become UNKNOWN under the goal-only policy (Appendix D.8). Selected mathematical results are machine-checked, but the complete application is not; the formal appendices in this supplement provide the proofs.</w:t>
+        <w:t xml:space="preserve">The formal analysis establishes when an IMPOSSIBLE result rules out success for the task as described, relative to the declared tools and effects. Reachability refutations (a missing tool, a guard that never holds, a goal atom no tool establishes) are covered by the machine-checked abstraction theorem of Appendix D together with Lemma 3, itself mechanized for a shallow embedding of the state logic (the formula semantics and the SMT solver remain trusted); protocol refutations (an unobserved choice, a non-conforming role) refute the declared workflow rather than every alternative, are reported under their own reason codes, and become UNKNOWN under the goal-only policy (Appendix D.8). Selected mathematical results are machine-checked, but the complete application is not; the formal appendices in this supplement provide the proofs.</w:t>
       </w:r>
     </w:p>
     <w:p>
@@ -11687,27 +11687,7 @@
         <w:pStyle w:val="FirstParagraph"/>
       </w:pPr>
       <w:r>
-        <w:t xml:space="preserve">We separate what is </w:t>
-      </w:r>
-      <w:r>
-        <w:rPr>
-          <w:i/>
-          <w:iCs/>
-        </w:rPr>
-        <w:t>mechanized in Coq</w:t>
-      </w:r>
-      <w:r>
-        <w:t xml:space="preserve"> (Theorems 1– 3; Theorems 4– 5 for the single-label communication fragment with full interleaving; the head-move action case; and the concrete instances, all axiom-free) from what is </w:t>
-      </w:r>
-      <w:r>
-        <w:rPr>
-          <w:i/>
-          <w:iCs/>
-        </w:rPr>
-        <w:t>proved on paper</w:t>
-      </w:r>
-      <w:r>
-        <w:t xml:space="preserve"> (the action-interleaving cases, Lemma 3, termination, and the undecidability boundary).</w:t>
+        <w:t xml:space="preserve">We separate what is mechanized in Coq (Theorems 1–3, the first in relational form; Lemma 3 for a shallow embedding of the state logic; Theorems 4–5 for the single-label communication fragment with full interleaving; the head-move action case; and the concrete instances, all axiom-free) from what is proved on paper (the action-interleaving cases, the refinement of Lemma 3's embedding to the checker's formulas and solver, termination, and the undecidability boundary).</w:t>
       </w:r>
     </w:p>
     <w:p>
@@ -14482,7 +14462,7 @@
         </m:r>
       </m:oMath>
       <w:r>
-        <w:t xml:space="preserve">, which only adds abstract states and edges, so both properties are preserved (Theorem 2). Hence Theorem 1 applies to the search the implementation runs. This lemma is on paper; mechanizing the symbolic state is future work (Section 5.4). </w:t>
+        <w:t xml:space="preserve">, which only adds abstract states and edges, so both properties are preserved (Theorem 2). Hence Theorem 1 applies to the search the implementation runs. The relational form of the abstraction and its mechanization are stated in the remark below. </w:t>
       </w:r>
       <m:oMath>
         <m:r>
@@ -14495,6 +14475,21 @@
           <m:t>▫</m:t>
         </m:r>
       </m:oMath>
+    </w:p>
+    <w:p>
+      <w:pPr>
+        <w:pStyle w:val="BodyText"/>
+      </w:pPr>
+      <w:r>
+        <w:rPr>
+          <w:b/>
+          <w:bCs/>
+        </w:rPr>
+        <w:t xml:space="preserve">Remark (shape of the abstraction, and what is mechanized). </w:t>
+      </w:r>
+      <w:r>
+        <w:t xml:space="preserve">The abstraction in Lemma 3 is not a function of the concrete world: a world ⟨B,N⟩ is represented by (B,ψ) for every accumulated constraint ψ that N satisfies, and ψ depends on the path the search took. Theorem 1 is therefore stated and mechanized with a simulation relation abs ⊆ C × A: step-sim reads “if C steps to C′ and A represents C, then some A′ reachable from A in one abstract step represents C′”, goal-sim reads “if C satisfies the goal and A represents C, then A is an abstract goal state” (refutation_sound_rel; the functional form is the special case refutation_sound_fun_is_rel). Lemma 3 is then mechanized as SymbolicInstance.symbolic_refutation_sound for a shallow embedding of the state logic: constraints are predicates on numeric worlds, guards and numeric effects are relations, the strongest postcondition is the image, the widening is an arbitrary policy on edges (so the result holds for the back-edge policy the implementation uses), and the abstraction is the relation N ⊨ ψ. All of this is axiom-free under Coq 8.18. What remains on paper is the refinement of that embedding to the running checker: that its quantifier-free linear-arithmetic formulas denote those predicates, and that the SMT solver decides their satisfiability correctly. An earlier version stated Lemma 3 against the functional schema, which it did not instantiate as written; this revision corrects that.</w:t>
+      </w:r>
     </w:p>
     <w:p>
       <w:pPr>
@@ -24068,7 +24063,7 @@
                 <w:sz w:val="18"/>
                 <w:szCs w:val="18"/>
               </w:rPr>
-              <w:t xml:space="preserve">Theorems 1–2 mechanized; Lemma 3 on paper.</w:t>
+              <w:t xml:space="preserve">Theorems 1–2 mechanized, in relational form; Lemma 3 mechanized for a shallow embedding of the state logic; the formula semantics and the SMT solver are trusted (D.2).</w:t>
             </w:r>
           </w:p>
         </w:tc>
